--- a/INFORME.docx
+++ b/INFORME.docx
@@ -1038,6 +1038,57 @@
       </w:r>
       <w:r>
         <w:t xml:space="preserve"> en el documento de la película.</w:t>
+      </w:r>
+    </w:p>
+    <w:p/>
+    <w:p>
+      <w:r/>
+      <w:r>
+        <w:rPr>
+          <w:b/>
+        </w:rPr>
+        <w:t>Límite de longitud por reseña:</w:t>
+      </w:r>
+      <w:r/>
+    </w:p>
+    <w:p>
+      <w:r>
+        <w:t xml:space="preserve">Cada reseña tiene un máximo de </w:t>
+      </w:r>
+      <w:r>
+        <w:rPr>
+          <w:b/>
+        </w:rPr>
+        <w:t>5 000 caracteres</w:t>
+      </w:r>
+      <w:r>
+        <w:t xml:space="preserve">. Esta restricción se aplica en tres niveles: el schema de Mongoose (validación al guardar), el servidor (truncado con </w:t>
+      </w:r>
+      <w:r>
+        <w:rPr>
+          <w:rFonts w:ascii="Courier New" w:hAnsi="Courier New"/>
+          <w:sz w:val="20"/>
+        </w:rPr>
+        <w:t>.slice(0, 5000)</w:t>
+      </w:r>
+      <w:r>
+        <w:t xml:space="preserve"> como segunda defensa) y el formulario del frontend (</w:t>
+      </w:r>
+      <w:r>
+        <w:rPr>
+          <w:rFonts w:ascii="Courier New" w:hAnsi="Courier New"/>
+          <w:sz w:val="20"/>
+        </w:rPr>
+        <w:t>maxLength={5000}</w:t>
+      </w:r>
+      <w:r>
+        <w:t>).</w:t>
+      </w:r>
+    </w:p>
+    <w:p/>
+    <w:p>
+      <w:r>
+        <w:t>La razón de este límite es directamente derivada del Bucket Pattern: con 1 000 reseñas por balde y 5 000 caracteres cada una, el peor caso posible es ~5 MB de texto por documento, más el overhead de los demás campos, quedando holgadamente por debajo del límite de 16 MB de MongoDB. Si se permitieran reseñas de longitud arbitraria, un usuario malintencionado podría enviar un texto de cientos de páginas y hacer que el balde supere el límite, corrompiendo la colección.</w:t>
       </w:r>
     </w:p>
     <w:p/>
@@ -2574,7 +2625,7 @@
         <w:t>Bucket Pattern:</w:t>
       </w:r>
       <w:r>
-        <w:t xml:space="preserve"> resuelve el problema de crecimiento ilimitado de reseñas sin superar el límite de 16 MB por documento, manteniendo las reseñas agrupadas por película.</w:t>
+        <w:t xml:space="preserve"> resuelve el problema de crecimiento ilimitado de reseñas sin superar el límite de 16 MB por documento. Se complementa con un límite de 5 000 caracteres por reseña para garantizar que ningún balde pueda superar el límite incluso en el peor caso.</w:t>
       </w:r>
     </w:p>
     <w:p>
